--- a/outputs/tables/Table10_Encompassing.docx
+++ b/outputs/tables/Table10_Encompassing.docx
@@ -240,7 +240,7 @@
                 <w:rFonts w:ascii="Times New Roman" w:hAnsi="Times New Roman"/>
                 <w:sz w:val="20"/>
               </w:rPr>
-              <w:t>0.801</w:t>
+              <w:t>0.989</w:t>
             </w:r>
           </w:p>
         </w:tc>
@@ -268,7 +268,7 @@
                 <w:rFonts w:ascii="Times New Roman" w:hAnsi="Times New Roman"/>
                 <w:sz w:val="20"/>
               </w:rPr>
-              <w:t>0.532</w:t>
+              <w:t>0.940*</w:t>
             </w:r>
           </w:p>
         </w:tc>
@@ -296,7 +296,7 @@
                 <w:rFonts w:ascii="Times New Roman" w:hAnsi="Times New Roman"/>
                 <w:sz w:val="20"/>
               </w:rPr>
-              <w:t>-4.710</w:t>
+              <w:t>0.350</w:t>
             </w:r>
           </w:p>
         </w:tc>
@@ -324,7 +324,7 @@
                 <w:rFonts w:ascii="Times New Roman" w:hAnsi="Times New Roman"/>
                 <w:sz w:val="20"/>
               </w:rPr>
-              <w:t>-58.030**</w:t>
+              <w:t>51.785**</w:t>
             </w:r>
           </w:p>
         </w:tc>
@@ -352,7 +352,7 @@
                 <w:rFonts w:ascii="Times New Roman" w:hAnsi="Times New Roman"/>
                 <w:sz w:val="20"/>
               </w:rPr>
-              <w:t>35.814**</w:t>
+              <w:t>38.310**</w:t>
             </w:r>
           </w:p>
         </w:tc>
@@ -380,7 +380,7 @@
                 <w:rFonts w:ascii="Times New Roman" w:hAnsi="Times New Roman"/>
                 <w:sz w:val="20"/>
               </w:rPr>
-              <w:t>4.844**</w:t>
+              <w:t>1.761***</w:t>
             </w:r>
           </w:p>
         </w:tc>
@@ -424,7 +424,7 @@
                 <w:rFonts w:ascii="Times New Roman" w:hAnsi="Times New Roman"/>
                 <w:sz w:val="20"/>
               </w:rPr>
-              <w:t>-0.484</w:t>
+              <w:t>1.160</w:t>
             </w:r>
           </w:p>
         </w:tc>
@@ -452,7 +452,7 @@
                 <w:rFonts w:ascii="Times New Roman" w:hAnsi="Times New Roman"/>
                 <w:sz w:val="20"/>
               </w:rPr>
-              <w:t>-0.393</w:t>
+              <w:t>1.144</w:t>
             </w:r>
           </w:p>
         </w:tc>
@@ -480,7 +480,7 @@
                 <w:rFonts w:ascii="Times New Roman" w:hAnsi="Times New Roman"/>
                 <w:sz w:val="20"/>
               </w:rPr>
-              <w:t>-2.394</w:t>
+              <w:t>-6.023</w:t>
             </w:r>
           </w:p>
         </w:tc>
@@ -508,7 +508,7 @@
                 <w:rFonts w:ascii="Times New Roman" w:hAnsi="Times New Roman"/>
                 <w:sz w:val="20"/>
               </w:rPr>
-              <w:t>-43.039</w:t>
+              <w:t>48.922</w:t>
             </w:r>
           </w:p>
         </w:tc>
@@ -536,7 +536,7 @@
                 <w:rFonts w:ascii="Times New Roman" w:hAnsi="Times New Roman"/>
                 <w:sz w:val="20"/>
               </w:rPr>
-              <w:t>25.934</w:t>
+              <w:t>37.362</w:t>
             </w:r>
           </w:p>
         </w:tc>
@@ -564,7 +564,7 @@
                 <w:rFonts w:ascii="Times New Roman" w:hAnsi="Times New Roman"/>
                 <w:sz w:val="20"/>
               </w:rPr>
-              <w:t>2.681</w:t>
+              <w:t>-0.000</w:t>
             </w:r>
           </w:p>
         </w:tc>
@@ -578,7 +578,7 @@
                 <w:rFonts w:ascii="Times New Roman" w:hAnsi="Times New Roman"/>
                 <w:sz w:val="20"/>
               </w:rPr>
-              <w:t>Benchmark suff.</w:t>
+              <w:t>Neither sig.</w:t>
             </w:r>
           </w:p>
         </w:tc>
@@ -608,7 +608,7 @@
                 <w:rFonts w:ascii="Times New Roman" w:hAnsi="Times New Roman"/>
                 <w:sz w:val="20"/>
               </w:rPr>
-              <w:t>—</w:t>
+              <w:t>3.649</w:t>
             </w:r>
           </w:p>
         </w:tc>
@@ -622,7 +622,7 @@
                 <w:rFonts w:ascii="Times New Roman" w:hAnsi="Times New Roman"/>
                 <w:sz w:val="20"/>
               </w:rPr>
-              <w:t>n/a</w:t>
+              <w:t>Neither sig.</w:t>
             </w:r>
           </w:p>
         </w:tc>
@@ -636,7 +636,7 @@
                 <w:rFonts w:ascii="Times New Roman" w:hAnsi="Times New Roman"/>
                 <w:sz w:val="20"/>
               </w:rPr>
-              <w:t>—</w:t>
+              <w:t>-3.184</w:t>
             </w:r>
           </w:p>
         </w:tc>
@@ -650,7 +650,7 @@
                 <w:rFonts w:ascii="Times New Roman" w:hAnsi="Times New Roman"/>
                 <w:sz w:val="20"/>
               </w:rPr>
-              <w:t>n/a</w:t>
+              <w:t>Benchmark suff.</w:t>
             </w:r>
           </w:p>
         </w:tc>
@@ -664,7 +664,7 @@
                 <w:rFonts w:ascii="Times New Roman" w:hAnsi="Times New Roman"/>
                 <w:sz w:val="20"/>
               </w:rPr>
-              <w:t>—</w:t>
+              <w:t>-1.459</w:t>
             </w:r>
           </w:p>
         </w:tc>
@@ -678,7 +678,7 @@
                 <w:rFonts w:ascii="Times New Roman" w:hAnsi="Times New Roman"/>
                 <w:sz w:val="20"/>
               </w:rPr>
-              <w:t>n/a</w:t>
+              <w:t>Neither sig.</w:t>
             </w:r>
           </w:p>
         </w:tc>
@@ -692,7 +692,7 @@
                 <w:rFonts w:ascii="Times New Roman" w:hAnsi="Times New Roman"/>
                 <w:sz w:val="20"/>
               </w:rPr>
-              <w:t>—</w:t>
+              <w:t>-0.656</w:t>
             </w:r>
           </w:p>
         </w:tc>
@@ -706,7 +706,7 @@
                 <w:rFonts w:ascii="Times New Roman" w:hAnsi="Times New Roman"/>
                 <w:sz w:val="20"/>
               </w:rPr>
-              <w:t>n/a</w:t>
+              <w:t>Neither sig.</w:t>
             </w:r>
           </w:p>
         </w:tc>

--- a/outputs/tables/Table10_Encompassing.docx
+++ b/outputs/tables/Table10_Encompassing.docx
@@ -226,7 +226,7 @@
                 <w:rFonts w:ascii="Times New Roman" w:hAnsi="Times New Roman"/>
                 <w:sz w:val="20"/>
               </w:rPr>
-              <w:t>LSTM-SSE-t-Student vs. ARCH(1)</w:t>
+              <w:t>GARCH-LSTM vs. ARCH(1)</w:t>
             </w:r>
           </w:p>
         </w:tc>
@@ -240,7 +240,7 @@
                 <w:rFonts w:ascii="Times New Roman" w:hAnsi="Times New Roman"/>
                 <w:sz w:val="20"/>
               </w:rPr>
-              <w:t>0.989</w:t>
+              <w:t>-0.016</w:t>
             </w:r>
           </w:p>
         </w:tc>
@@ -268,7 +268,7 @@
                 <w:rFonts w:ascii="Times New Roman" w:hAnsi="Times New Roman"/>
                 <w:sz w:val="20"/>
               </w:rPr>
-              <w:t>0.940*</w:t>
+              <w:t>0.721</w:t>
             </w:r>
           </w:p>
         </w:tc>
@@ -296,7 +296,7 @@
                 <w:rFonts w:ascii="Times New Roman" w:hAnsi="Times New Roman"/>
                 <w:sz w:val="20"/>
               </w:rPr>
-              <w:t>0.350</w:t>
+              <w:t>0.024</w:t>
             </w:r>
           </w:p>
         </w:tc>
@@ -324,7 +324,7 @@
                 <w:rFonts w:ascii="Times New Roman" w:hAnsi="Times New Roman"/>
                 <w:sz w:val="20"/>
               </w:rPr>
-              <w:t>51.785**</w:t>
+              <w:t>0.419</w:t>
             </w:r>
           </w:p>
         </w:tc>
@@ -338,7 +338,7 @@
                 <w:rFonts w:ascii="Times New Roman" w:hAnsi="Times New Roman"/>
                 <w:sz w:val="20"/>
               </w:rPr>
-              <w:t>Adds info</w:t>
+              <w:t>Neither sig.</w:t>
             </w:r>
           </w:p>
         </w:tc>
@@ -352,7 +352,7 @@
                 <w:rFonts w:ascii="Times New Roman" w:hAnsi="Times New Roman"/>
                 <w:sz w:val="20"/>
               </w:rPr>
-              <w:t>38.310**</w:t>
+              <w:t>0.969**</w:t>
             </w:r>
           </w:p>
         </w:tc>
@@ -366,7 +366,7 @@
                 <w:rFonts w:ascii="Times New Roman" w:hAnsi="Times New Roman"/>
                 <w:sz w:val="20"/>
               </w:rPr>
-              <w:t>Adds info</w:t>
+              <w:t>Both contribute</w:t>
             </w:r>
           </w:p>
         </w:tc>
@@ -380,7 +380,7 @@
                 <w:rFonts w:ascii="Times New Roman" w:hAnsi="Times New Roman"/>
                 <w:sz w:val="20"/>
               </w:rPr>
-              <w:t>1.761***</w:t>
+              <w:t>1.744***</w:t>
             </w:r>
           </w:p>
         </w:tc>
@@ -410,7 +410,7 @@
                 <w:rFonts w:ascii="Times New Roman" w:hAnsi="Times New Roman"/>
                 <w:sz w:val="20"/>
               </w:rPr>
-              <w:t>LSTM-SSE-t-Student vs. GARCH(1,1)</w:t>
+              <w:t>GARCH-LSTM vs. GARCH(1,1)</w:t>
             </w:r>
           </w:p>
         </w:tc>
@@ -424,7 +424,7 @@
                 <w:rFonts w:ascii="Times New Roman" w:hAnsi="Times New Roman"/>
                 <w:sz w:val="20"/>
               </w:rPr>
-              <w:t>1.160</w:t>
+              <w:t>0.937</w:t>
             </w:r>
           </w:p>
         </w:tc>
@@ -452,7 +452,35 @@
                 <w:rFonts w:ascii="Times New Roman" w:hAnsi="Times New Roman"/>
                 <w:sz w:val="20"/>
               </w:rPr>
-              <w:t>1.144</w:t>
+              <w:t>1.238***</w:t>
+            </w:r>
+          </w:p>
+        </w:tc>
+        <w:tc>
+          <w:tcPr>
+            <w:tcW w:type="dxa" w:w="665"/>
+          </w:tcPr>
+          <w:p>
+            <w:r>
+              <w:rPr>
+                <w:rFonts w:ascii="Times New Roman" w:hAnsi="Times New Roman"/>
+                <w:sz w:val="20"/>
+              </w:rPr>
+              <w:t>Adds info</w:t>
+            </w:r>
+          </w:p>
+        </w:tc>
+        <w:tc>
+          <w:tcPr>
+            <w:tcW w:type="dxa" w:w="665"/>
+          </w:tcPr>
+          <w:p>
+            <w:r>
+              <w:rPr>
+                <w:rFonts w:ascii="Times New Roman" w:hAnsi="Times New Roman"/>
+                <w:sz w:val="20"/>
+              </w:rPr>
+              <w:t>-0.507</w:t>
             </w:r>
           </w:p>
         </w:tc>
@@ -480,7 +508,7 @@
                 <w:rFonts w:ascii="Times New Roman" w:hAnsi="Times New Roman"/>
                 <w:sz w:val="20"/>
               </w:rPr>
-              <w:t>-6.023</w:t>
+              <w:t>-0.418</w:t>
             </w:r>
           </w:p>
         </w:tc>
@@ -508,7 +536,7 @@
                 <w:rFonts w:ascii="Times New Roman" w:hAnsi="Times New Roman"/>
                 <w:sz w:val="20"/>
               </w:rPr>
-              <w:t>48.922</w:t>
+              <w:t>0.494**</w:t>
             </w:r>
           </w:p>
         </w:tc>
@@ -522,7 +550,7 @@
                 <w:rFonts w:ascii="Times New Roman" w:hAnsi="Times New Roman"/>
                 <w:sz w:val="20"/>
               </w:rPr>
-              <w:t>Neither sig.</w:t>
+              <w:t>Adds info</w:t>
             </w:r>
           </w:p>
         </w:tc>
@@ -536,35 +564,7 @@
                 <w:rFonts w:ascii="Times New Roman" w:hAnsi="Times New Roman"/>
                 <w:sz w:val="20"/>
               </w:rPr>
-              <w:t>37.362</w:t>
-            </w:r>
-          </w:p>
-        </w:tc>
-        <w:tc>
-          <w:tcPr>
-            <w:tcW w:type="dxa" w:w="665"/>
-          </w:tcPr>
-          <w:p>
-            <w:r>
-              <w:rPr>
-                <w:rFonts w:ascii="Times New Roman" w:hAnsi="Times New Roman"/>
-                <w:sz w:val="20"/>
-              </w:rPr>
-              <w:t>Neither sig.</w:t>
-            </w:r>
-          </w:p>
-        </w:tc>
-        <w:tc>
-          <w:tcPr>
-            <w:tcW w:type="dxa" w:w="665"/>
-          </w:tcPr>
-          <w:p>
-            <w:r>
-              <w:rPr>
-                <w:rFonts w:ascii="Times New Roman" w:hAnsi="Times New Roman"/>
-                <w:sz w:val="20"/>
-              </w:rPr>
-              <w:t>-0.000</w:t>
+              <w:t>-0.707</w:t>
             </w:r>
           </w:p>
         </w:tc>
@@ -720,7 +720,7 @@
                 <w:rFonts w:ascii="Times New Roman" w:hAnsi="Times New Roman"/>
                 <w:sz w:val="20"/>
               </w:rPr>
-              <w:t>—</w:t>
+              <w:t>-0.008</w:t>
             </w:r>
           </w:p>
         </w:tc>
@@ -734,7 +734,7 @@
                 <w:rFonts w:ascii="Times New Roman" w:hAnsi="Times New Roman"/>
                 <w:sz w:val="20"/>
               </w:rPr>
-              <w:t>n/a</w:t>
+              <w:t>Benchmark suff.</w:t>
             </w:r>
           </w:p>
         </w:tc>
@@ -748,7 +748,7 @@
                 <w:rFonts w:ascii="Times New Roman" w:hAnsi="Times New Roman"/>
                 <w:sz w:val="20"/>
               </w:rPr>
-              <w:t>—</w:t>
+              <w:t>-0.049***</w:t>
             </w:r>
           </w:p>
         </w:tc>
@@ -762,7 +762,7 @@
                 <w:rFonts w:ascii="Times New Roman" w:hAnsi="Times New Roman"/>
                 <w:sz w:val="20"/>
               </w:rPr>
-              <w:t>n/a</w:t>
+              <w:t>Both contribute</w:t>
             </w:r>
           </w:p>
         </w:tc>

--- a/outputs/tables/Table10_Encompassing.docx
+++ b/outputs/tables/Table10_Encompassing.docx
@@ -36,6 +36,110 @@
           <w:tcPr>
             <w:tcW w:type="dxa" w:w="665"/>
           </w:tcPr>
+          <w:p/>
+        </w:tc>
+        <w:tc>
+          <w:tcPr>
+            <w:tcW w:type="dxa" w:w="1330"/>
+            <w:gridSpan w:val="2"/>
+          </w:tcPr>
+          <w:p>
+            <w:r>
+              <w:rPr>
+                <w:rFonts w:ascii="Times New Roman" w:hAnsi="Times New Roman"/>
+                <w:b/>
+                <w:sz w:val="20"/>
+              </w:rPr>
+              <w:t>BTC-USD</w:t>
+            </w:r>
+          </w:p>
+        </w:tc>
+        <w:tc>
+          <w:tcPr>
+            <w:tcW w:type="dxa" w:w="1330"/>
+            <w:gridSpan w:val="2"/>
+          </w:tcPr>
+          <w:p>
+            <w:r>
+              <w:rPr>
+                <w:rFonts w:ascii="Times New Roman" w:hAnsi="Times New Roman"/>
+                <w:b/>
+                <w:sz w:val="20"/>
+              </w:rPr>
+              <w:t>ETH-USD</w:t>
+            </w:r>
+          </w:p>
+        </w:tc>
+        <w:tc>
+          <w:tcPr>
+            <w:tcW w:type="dxa" w:w="1330"/>
+            <w:gridSpan w:val="2"/>
+          </w:tcPr>
+          <w:p>
+            <w:r>
+              <w:rPr>
+                <w:rFonts w:ascii="Times New Roman" w:hAnsi="Times New Roman"/>
+                <w:b/>
+                <w:sz w:val="20"/>
+              </w:rPr>
+              <w:t>DJIA</w:t>
+            </w:r>
+          </w:p>
+        </w:tc>
+        <w:tc>
+          <w:tcPr>
+            <w:tcW w:type="dxa" w:w="1330"/>
+            <w:gridSpan w:val="2"/>
+          </w:tcPr>
+          <w:p>
+            <w:r>
+              <w:rPr>
+                <w:rFonts w:ascii="Times New Roman" w:hAnsi="Times New Roman"/>
+                <w:b/>
+                <w:sz w:val="20"/>
+              </w:rPr>
+              <w:t>SP500</w:t>
+            </w:r>
+          </w:p>
+        </w:tc>
+        <w:tc>
+          <w:tcPr>
+            <w:tcW w:type="dxa" w:w="1330"/>
+            <w:gridSpan w:val="2"/>
+          </w:tcPr>
+          <w:p>
+            <w:r>
+              <w:rPr>
+                <w:rFonts w:ascii="Times New Roman" w:hAnsi="Times New Roman"/>
+                <w:b/>
+                <w:sz w:val="20"/>
+              </w:rPr>
+              <w:t>GOLD</w:t>
+            </w:r>
+          </w:p>
+        </w:tc>
+        <w:tc>
+          <w:tcPr>
+            <w:tcW w:type="dxa" w:w="1330"/>
+            <w:gridSpan w:val="2"/>
+          </w:tcPr>
+          <w:p>
+            <w:r>
+              <w:rPr>
+                <w:rFonts w:ascii="Times New Roman" w:hAnsi="Times New Roman"/>
+                <w:b/>
+                <w:sz w:val="20"/>
+              </w:rPr>
+              <w:t>OIL</w:t>
+            </w:r>
+          </w:p>
+        </w:tc>
+      </w:tr>
+      <w:tr>
+        <w:tc>
+          <w:tcPr>
+            <w:tcW w:type="dxa" w:w="665"/>
+          </w:tcPr>
           <w:p>
             <w:r>
               <w:rPr>
@@ -56,7 +160,7 @@
                 <w:rFonts w:ascii="Times New Roman" w:hAnsi="Times New Roman"/>
                 <w:sz w:val="20"/>
               </w:rPr>
-              <w:t>('BTC-USD', 'β_cand')</w:t>
+              <w:t>β_cand</w:t>
             </w:r>
           </w:p>
         </w:tc>
@@ -70,7 +174,7 @@
                 <w:rFonts w:ascii="Times New Roman" w:hAnsi="Times New Roman"/>
                 <w:sz w:val="20"/>
               </w:rPr>
-              <w:t>('BTC-USD', 'verdict')</w:t>
+              <w:t>verdict</w:t>
             </w:r>
           </w:p>
         </w:tc>
@@ -84,7 +188,7 @@
                 <w:rFonts w:ascii="Times New Roman" w:hAnsi="Times New Roman"/>
                 <w:sz w:val="20"/>
               </w:rPr>
-              <w:t>('ETH-USD', 'β_cand')</w:t>
+              <w:t>β_cand</w:t>
             </w:r>
           </w:p>
         </w:tc>
@@ -98,7 +202,7 @@
                 <w:rFonts w:ascii="Times New Roman" w:hAnsi="Times New Roman"/>
                 <w:sz w:val="20"/>
               </w:rPr>
-              <w:t>('ETH-USD', 'verdict')</w:t>
+              <w:t>verdict</w:t>
             </w:r>
           </w:p>
         </w:tc>
@@ -112,7 +216,7 @@
                 <w:rFonts w:ascii="Times New Roman" w:hAnsi="Times New Roman"/>
                 <w:sz w:val="20"/>
               </w:rPr>
-              <w:t>('DJIA', 'β_cand')</w:t>
+              <w:t>β_cand</w:t>
             </w:r>
           </w:p>
         </w:tc>
@@ -126,7 +230,7 @@
                 <w:rFonts w:ascii="Times New Roman" w:hAnsi="Times New Roman"/>
                 <w:sz w:val="20"/>
               </w:rPr>
-              <w:t>('DJIA', 'verdict')</w:t>
+              <w:t>verdict</w:t>
             </w:r>
           </w:p>
         </w:tc>
@@ -140,7 +244,7 @@
                 <w:rFonts w:ascii="Times New Roman" w:hAnsi="Times New Roman"/>
                 <w:sz w:val="20"/>
               </w:rPr>
-              <w:t>('SP500', 'β_cand')</w:t>
+              <w:t>β_cand</w:t>
             </w:r>
           </w:p>
         </w:tc>
@@ -154,7 +258,7 @@
                 <w:rFonts w:ascii="Times New Roman" w:hAnsi="Times New Roman"/>
                 <w:sz w:val="20"/>
               </w:rPr>
-              <w:t>('SP500', 'verdict')</w:t>
+              <w:t>verdict</w:t>
             </w:r>
           </w:p>
         </w:tc>
@@ -168,7 +272,7 @@
                 <w:rFonts w:ascii="Times New Roman" w:hAnsi="Times New Roman"/>
                 <w:sz w:val="20"/>
               </w:rPr>
-              <w:t>('GOLD', 'β_cand')</w:t>
+              <w:t>β_cand</w:t>
             </w:r>
           </w:p>
         </w:tc>
@@ -182,7 +286,7 @@
                 <w:rFonts w:ascii="Times New Roman" w:hAnsi="Times New Roman"/>
                 <w:sz w:val="20"/>
               </w:rPr>
-              <w:t>('GOLD', 'verdict')</w:t>
+              <w:t>verdict</w:t>
             </w:r>
           </w:p>
         </w:tc>
@@ -196,7 +300,7 @@
                 <w:rFonts w:ascii="Times New Roman" w:hAnsi="Times New Roman"/>
                 <w:sz w:val="20"/>
               </w:rPr>
-              <w:t>('OIL', 'β_cand')</w:t>
+              <w:t>β_cand</w:t>
             </w:r>
           </w:p>
         </w:tc>
@@ -210,7 +314,7 @@
                 <w:rFonts w:ascii="Times New Roman" w:hAnsi="Times New Roman"/>
                 <w:sz w:val="20"/>
               </w:rPr>
-              <w:t>('OIL', 'verdict')</w:t>
+              <w:t>verdict</w:t>
             </w:r>
           </w:p>
         </w:tc>

--- a/outputs/tables/Table10_Encompassing.docx
+++ b/outputs/tables/Table10_Encompassing.docx
@@ -330,7 +330,7 @@
                 <w:rFonts w:ascii="Times New Roman" w:hAnsi="Times New Roman"/>
                 <w:sz w:val="20"/>
               </w:rPr>
-              <w:t>GARCH-LSTM vs. ARCH(1)</w:t>
+              <w:t>LSTM-SSE-t-Student vs. ARCH(1)</w:t>
             </w:r>
           </w:p>
         </w:tc>
@@ -514,7 +514,7 @@
                 <w:rFonts w:ascii="Times New Roman" w:hAnsi="Times New Roman"/>
                 <w:sz w:val="20"/>
               </w:rPr>
-              <w:t>GARCH-LSTM vs. GARCH(1,1)</w:t>
+              <w:t>LSTM-SSE-t-Student vs. GARCH(1,1)</w:t>
             </w:r>
           </w:p>
         </w:tc>
